--- a/downloads/intro-transcript-outro/03_T2.docx
+++ b/downloads/intro-transcript-outro/03_T2.docx
@@ -34,7 +34,23 @@
         <w:rPr>
           <w:color w:val="2EAF7D"/>
         </w:rPr>
-        <w:t xml:space="preserve">Les témoignages passent de la recherche à autre chose : un problème, un usage, une mise à l’épreuve hors du laboratoire.</w:t>
+        <w:t xml:space="preserve">Au grain précédent, Bernard a nommé les origines d’une innovation.</w:t>
+      </w:r>
+    </w:p>
+    <w:p>
+      <w:r>
+        <w:rPr>
+          <w:color w:val="2EAF7D"/>
+        </w:rPr>
+        <w:t xml:space="preserve">Ici, les mêmes voix racontent autre chose : le moment où la recherche ne suffit plus, où il faut un problème, un usage, une mise à l’épreuve hors du banc.</w:t>
+      </w:r>
+    </w:p>
+    <w:p>
+      <w:r>
+        <w:rPr>
+          <w:color w:val="2EAF7D"/>
+        </w:rPr>
+        <w:t xml:space="preserve">Écoutez cet écart — entre un résultat scientifique et ce qui pourra créer de la valeur.</w:t>
       </w:r>
     </w:p>
     <w:p>
@@ -271,7 +287,23 @@
         <w:rPr>
           <w:color w:val="F48C2E"/>
         </w:rPr>
-        <w:t xml:space="preserve">Retenez l’écart entre un résultat scientifique et une innovation. Grégoire va préciser comment poser le bon problème, et ce que valident vraiment un PoC ou un terrain.</w:t>
+        <w:t xml:space="preserve">Vous venez de l’entendre : invention n’est pas innovation.</w:t>
+      </w:r>
+    </w:p>
+    <w:p>
+      <w:r>
+        <w:rPr>
+          <w:color w:val="F48C2E"/>
+        </w:rPr>
+        <w:t xml:space="preserve">Avant de chercher la solution, il faut poser le bon problème — et le valider, pas seulement l’identifier.</w:t>
+      </w:r>
+    </w:p>
+    <w:p>
+      <w:r>
+        <w:rPr>
+          <w:color w:val="F48C2E"/>
+        </w:rPr>
+        <w:t xml:space="preserve">C’est le fil que Grégoire va tenir, avec le terrain, le tech-push et le market-pull.</w:t>
       </w:r>
     </w:p>
     <w:sectPr>

--- a/downloads/intro-transcript-outro/03_T2.docx
+++ b/downloads/intro-transcript-outro/03_T2.docx
@@ -24,7 +24,7 @@
       </w:pPr>
       <w:r>
         <w:rPr>
-          <w:color w:val="2EAF7D"/>
+          <w:color w:val="00AE69"/>
         </w:rPr>
         <w:t xml:space="preserve">Intro</w:t>
       </w:r>
@@ -32,7 +32,7 @@
     <w:p>
       <w:r>
         <w:rPr>
-          <w:color w:val="2EAF7D"/>
+          <w:color w:val="00AE69"/>
         </w:rPr>
         <w:t xml:space="preserve">Au grain précédent, Bernard a nommé les origines d’une innovation.</w:t>
       </w:r>
@@ -40,7 +40,7 @@
     <w:p>
       <w:r>
         <w:rPr>
-          <w:color w:val="2EAF7D"/>
+          <w:color w:val="00AE69"/>
         </w:rPr>
         <w:t xml:space="preserve">Ici, les mêmes voix racontent autre chose : le moment où la recherche ne suffit plus, où il faut un problème, un usage, une mise à l’épreuve hors du banc.</w:t>
       </w:r>
@@ -48,7 +48,7 @@
     <w:p>
       <w:r>
         <w:rPr>
-          <w:color w:val="2EAF7D"/>
+          <w:color w:val="00AE69"/>
         </w:rPr>
         <w:t xml:space="preserve">Écoutez cet écart — entre un résultat scientifique et ce qui pourra créer de la valeur.</w:t>
       </w:r>
@@ -277,7 +277,7 @@
       </w:pPr>
       <w:r>
         <w:rPr>
-          <w:color w:val="F48C2E"/>
+          <w:color w:val="F0821A"/>
         </w:rPr>
         <w:t xml:space="preserve">Outro</w:t>
       </w:r>
@@ -285,7 +285,7 @@
     <w:p>
       <w:r>
         <w:rPr>
-          <w:color w:val="F48C2E"/>
+          <w:color w:val="F0821A"/>
         </w:rPr>
         <w:t xml:space="preserve">Vous venez de l’entendre : invention n’est pas innovation.</w:t>
       </w:r>
@@ -293,7 +293,7 @@
     <w:p>
       <w:r>
         <w:rPr>
-          <w:color w:val="F48C2E"/>
+          <w:color w:val="F0821A"/>
         </w:rPr>
         <w:t xml:space="preserve">Avant de chercher la solution, il faut poser le bon problème — et le valider, pas seulement l’identifier.</w:t>
       </w:r>
@@ -301,7 +301,7 @@
     <w:p>
       <w:r>
         <w:rPr>
-          <w:color w:val="F48C2E"/>
+          <w:color w:val="F0821A"/>
         </w:rPr>
         <w:t xml:space="preserve">C’est le fil que Grégoire va tenir, avec le terrain, le tech-push et le market-pull.</w:t>
       </w:r>
@@ -336,7 +336,7 @@
       <w:b/>
       <w:sz w:val="36"/>
       <w:szCs w:val="36"/>
-      <w:color w:val="580F45"/>
+      <w:color w:val="63003C"/>
     </w:rPr>
   </w:style>
   <w:style w:type="paragraph" w:styleId="Heading2">
@@ -352,7 +352,7 @@
       <w:b/>
       <w:sz w:val="26"/>
       <w:szCs w:val="26"/>
-      <w:color w:val="F48C2E"/>
+      <w:color w:val="F0821A"/>
     </w:rPr>
   </w:style>
 </w:styles>
